--- a/rapports/2026-06-06/EQ27/EQ27_enq1_v2/DR_092203050027/10-92-39-28.docx
+++ b/rapports/2026-06-06/EQ27/EQ27_enq1_v2/DR_092203050027/10-92-39-28.docx
@@ -297,7 +297,7 @@
           <w:color w:val="1F6FEB"/>
           <w:sz w:val="22"/>
         </w:rPr>
-        <w:t>⚠ INCOHÉRENCES À CORRIGER (60)</w:t>
+        <w:t>⚠ INCOHÉRENCES À CORRIGER (56)</w:t>
       </w:r>
     </w:p>
     <w:tbl>
@@ -1025,7 +1025,7 @@
                 <w:i w:val="0"/>
                 <w:sz w:val="17"/>
               </w:rPr>
-              <w:t>Incohérence!!! seulement les écoles privées paient les frais de scolarité (y compris les frais d'inscription).</w:t>
+              <w:t>Incoherent!!! Khady Sakho n'a pas fréquenté l'école au cours de l'année scolaire 2024/2025 mais a déclaré 2025 comme dernière année à laquelle il/elle a fréquenté l'école.</w:t>
             </w:r>
           </w:p>
         </w:tc>
@@ -1115,7 +1115,7 @@
                 <w:i w:val="0"/>
                 <w:sz w:val="17"/>
               </w:rPr>
-              <w:t>Incoherent!!! Khady Sakho n'a pas fréquenté l'école au cours de l'année scolaire 2024/2025 mais a déclaré 2025 comme dernière année à laquelle il/elle a fréquenté l'école.</w:t>
+              <w:t>Incohérent!! Le niveau d'instruction déclaré par l'un des enfants () au niveau de la section 1 de Thiaby sow diffère de celui donné par Thiaby sow lui-même qui affirme ne pas avoir frequenté l'école formelle.</w:t>
             </w:r>
           </w:p>
         </w:tc>
@@ -1130,10 +1130,10 @@
               <w:rPr>
                 <w:b/>
                 <w:i w:val="0"/>
-                <w:color w:val="DC2626"/>
+                <w:color w:val="EA580C"/>
                 <w:sz w:val="16"/>
               </w:rPr>
-              <w:t>Haute</w:t>
+              <w:t>Moyenne</w:t>
             </w:r>
           </w:p>
         </w:tc>
@@ -1148,7 +1148,7 @@
                 <w:i w:val="0"/>
                 <w:sz w:val="16"/>
               </w:rPr>
-              <w:t>S02</w:t>
+              <w:t>S00</w:t>
               <w:br/>
             </w:r>
             <w:r>
@@ -1158,7 +1158,7 @@
                 <w:color w:val="64748B"/>
                 <w:sz w:val="14"/>
               </w:rPr>
-              <w:t>Éducation</w:t>
+              <w:t>Identification</w:t>
             </w:r>
           </w:p>
         </w:tc>
@@ -1205,7 +1205,7 @@
                 <w:i w:val="0"/>
                 <w:sz w:val="17"/>
               </w:rPr>
-              <w:t>Incohérent!! Le niveau d'instruction déclaré par l'un des enfants () au niveau de la section 1 de Thiaby sow diffère de celui donné par Thiaby sow lui-même qui affirme ne pas avoir frequenté l'école formelle.</w:t>
+              <w:t>L'adresse ou la localisation du ménage doit être bien renseignée, ne doit pas contenir des numéros de téléphone et elle semble courte pour être une adresse.</w:t>
             </w:r>
           </w:p>
         </w:tc>
@@ -1295,7 +1295,7 @@
                 <w:i w:val="0"/>
                 <w:sz w:val="17"/>
               </w:rPr>
-              <w:t>L'adresse ou la localisation du ménage doit être bien renseignée, ne doit pas contenir des numéros de téléphone et elle semble courte pour être une adresse.</w:t>
+              <w:t>Prière de renseigner la bonne adresse.</w:t>
             </w:r>
           </w:p>
         </w:tc>
@@ -1328,7 +1328,7 @@
                 <w:i w:val="0"/>
                 <w:sz w:val="16"/>
               </w:rPr>
-              <w:t>S00</w:t>
+              <w:t>S01</w:t>
               <w:br/>
             </w:r>
             <w:r>
@@ -1338,7 +1338,7 @@
                 <w:color w:val="64748B"/>
                 <w:sz w:val="14"/>
               </w:rPr>
-              <w:t>Identification</w:t>
+              <w:t>Démographie</w:t>
             </w:r>
           </w:p>
         </w:tc>
@@ -1385,7 +1385,7 @@
                 <w:i w:val="0"/>
                 <w:sz w:val="17"/>
               </w:rPr>
-              <w:t>Prière de renseigner la bonne adresse.</w:t>
+              <w:t>Prière de verifier l'information donnée par Aissatou Diop ou corriger au niveau de la section 1.</w:t>
             </w:r>
           </w:p>
         </w:tc>
@@ -1475,7 +1475,7 @@
                 <w:i w:val="0"/>
                 <w:sz w:val="17"/>
               </w:rPr>
-              <w:t>Prière de verifier l'information donnée par Aissatou Diop ou corriger au niveau de la section 1.</w:t>
+              <w:t>Prière de verifier l'information donnée par Daouda Diop ou corriger au niveau de la section 1.</w:t>
             </w:r>
           </w:p>
         </w:tc>
@@ -1565,7 +1565,7 @@
                 <w:i w:val="0"/>
                 <w:sz w:val="17"/>
               </w:rPr>
-              <w:t>Prière de verifier l'information donnée par Daouda Diop ou corriger au niveau de la section 1.</w:t>
+              <w:t>Prière de verifier l'information donnée par Oumy Diop ou corriger au niveau de la section 1.</w:t>
             </w:r>
           </w:p>
         </w:tc>
@@ -1624,7 +1624,7 @@
                 <w:color w:val="16A34A"/>
                 <w:sz w:val="16"/>
               </w:rPr>
-              <w:t>—</w:t>
+              <w:t>s01q16, s01q00b, s01q16_autre</w:t>
             </w:r>
           </w:p>
         </w:tc>
@@ -1655,7 +1655,7 @@
                 <w:i w:val="0"/>
                 <w:sz w:val="17"/>
               </w:rPr>
-              <w:t>Prière de verifier l'information donnée par Oumy Diop ou corriger au niveau de la section 1.</w:t>
+              <w:t>L'ethni de Awa Sakho est sarakhoulé, prière de bien classer cet ethni qui existe soit dans la liste des ethni ou n'éxiste pas comme ethni.</w:t>
             </w:r>
           </w:p>
         </w:tc>
@@ -1714,7 +1714,7 @@
                 <w:color w:val="16A34A"/>
                 <w:sz w:val="16"/>
               </w:rPr>
-              <w:t>s01q16, s01q00b, s01q16_autre</w:t>
+              <w:t>—</w:t>
             </w:r>
           </w:p>
         </w:tc>
@@ -1745,7 +1745,7 @@
                 <w:i w:val="0"/>
                 <w:sz w:val="17"/>
               </w:rPr>
-              <w:t>L'ethni de Awa Sakho est sarakhoulé, prière de bien classer cet ethni qui existe soit dans la liste des ethni ou n'éxiste pas comme ethni.</w:t>
+              <w:t>Prière de verifier l'information donnée par Awa Sakho ou corriger au niveau de la section 1.</w:t>
             </w:r>
           </w:p>
         </w:tc>
@@ -1804,7 +1804,7 @@
                 <w:color w:val="16A34A"/>
                 <w:sz w:val="16"/>
               </w:rPr>
-              <w:t>—</w:t>
+              <w:t>s01q16, s01q00b, s01q16_autre</w:t>
             </w:r>
           </w:p>
         </w:tc>
@@ -1835,7 +1835,7 @@
                 <w:i w:val="0"/>
                 <w:sz w:val="17"/>
               </w:rPr>
-              <w:t>Prière de verifier l'information donnée par Awa Sakho ou corriger au niveau de la section 1.</w:t>
+              <w:t>L'ethni de Khady Sakho est sarakhoulé, prière de bien classer cet ethni qui existe soit dans la liste des ethni ou n'éxiste pas comme ethni.</w:t>
             </w:r>
           </w:p>
         </w:tc>
@@ -1894,7 +1894,7 @@
                 <w:color w:val="16A34A"/>
                 <w:sz w:val="16"/>
               </w:rPr>
-              <w:t>s01q16, s01q00b, s01q16_autre</w:t>
+              <w:t>—</w:t>
             </w:r>
           </w:p>
         </w:tc>
@@ -1925,7 +1925,7 @@
                 <w:i w:val="0"/>
                 <w:sz w:val="17"/>
               </w:rPr>
-              <w:t>L'ethni de Khady Sakho est sarakhoulé, prière de bien classer cet ethni qui existe soit dans la liste des ethni ou n'éxiste pas comme ethni.</w:t>
+              <w:t>Prière de verifier l'information donnée par Khady Sakho ou corriger au niveau de la section 1.</w:t>
             </w:r>
           </w:p>
         </w:tc>
@@ -1984,7 +1984,7 @@
                 <w:color w:val="16A34A"/>
                 <w:sz w:val="16"/>
               </w:rPr>
-              <w:t>—</w:t>
+              <w:t>s01q10_1</w:t>
             </w:r>
           </w:p>
         </w:tc>
@@ -2015,7 +2015,7 @@
                 <w:i w:val="0"/>
                 <w:sz w:val="17"/>
               </w:rPr>
-              <w:t>Prière de verifier l'information donnée par Khady Sakho ou corriger au niveau de la section 1.</w:t>
+              <w:t>La taille du ménage lors de l'enquête principale (6) de ce ménage est inférieur à la taille du denombrement (8), prière de fournir des explications concrètes ou aller revisiter le ménage.</w:t>
             </w:r>
           </w:p>
         </w:tc>
@@ -2048,7 +2048,7 @@
                 <w:i w:val="0"/>
                 <w:sz w:val="16"/>
               </w:rPr>
-              <w:t>S01</w:t>
+              <w:t>S02</w:t>
               <w:br/>
             </w:r>
             <w:r>
@@ -2058,7 +2058,7 @@
                 <w:color w:val="64748B"/>
                 <w:sz w:val="14"/>
               </w:rPr>
-              <w:t>Démographie</w:t>
+              <w:t>Éducation</w:t>
             </w:r>
           </w:p>
         </w:tc>
@@ -2074,7 +2074,7 @@
                 <w:color w:val="16A34A"/>
                 <w:sz w:val="16"/>
               </w:rPr>
-              <w:t>s01q10_1</w:t>
+              <w:t>s01q63, s00q04, s02q25, s01q00b, s02q17_2, s02q15_2</w:t>
             </w:r>
           </w:p>
         </w:tc>
@@ -2105,7 +2105,7 @@
                 <w:i w:val="0"/>
                 <w:sz w:val="17"/>
               </w:rPr>
-              <w:t>La taille du ménage lors de l'enquête principale (6) de ce ménage est inférieur à la taille du denombrement (8), prière de fournir des explications concrètes ou aller revisiter le ménage.</w:t>
+              <w:t>Dans les milieux urbains c'est peu probable de voir une école dont les élèves ou étudiants ne dépensent pas en frais d'uniformes, prière de verifier pour Aissatou Diop qui fréquente 1ére année de Primaire et corriger ou confirmer avec le QG.</w:t>
             </w:r>
           </w:p>
         </w:tc>
@@ -2164,7 +2164,7 @@
                 <w:color w:val="16A34A"/>
                 <w:sz w:val="16"/>
               </w:rPr>
-              <w:t>—</w:t>
+              <w:t>s01q63, s00q04, s02q25, s01q00b, s02q17_2, s02q15_2</w:t>
             </w:r>
           </w:p>
         </w:tc>
@@ -2195,367 +2195,7 @@
                 <w:i w:val="0"/>
                 <w:sz w:val="17"/>
               </w:rPr>
-              <w:t>veuillez, s'il vous plait, confirmer les frais de scolarité ( 1000 FCFA) payée de Aissatou Diop avec le QG ou apporter les corrections nécessaires.</w:t>
-            </w:r>
-          </w:p>
-        </w:tc>
-      </w:tr>
-      <w:tr>
-        <w:tc>
-          <w:tcPr>
-            <w:tcW w:type="dxa" w:w="964"/>
-          </w:tcPr>
-          <w:p>
-            <w:r>
-              <w:rPr>
-                <w:b/>
-                <w:i w:val="0"/>
-                <w:color w:val="EA580C"/>
-                <w:sz w:val="16"/>
-              </w:rPr>
-              <w:t>Moyenne</w:t>
-            </w:r>
-          </w:p>
-        </w:tc>
-        <w:tc>
-          <w:tcPr>
-            <w:tcW w:type="dxa" w:w="1247"/>
-          </w:tcPr>
-          <w:p>
-            <w:r>
-              <w:rPr>
-                <w:b/>
-                <w:i w:val="0"/>
-                <w:sz w:val="16"/>
-              </w:rPr>
-              <w:t>S02</w:t>
-              <w:br/>
-            </w:r>
-            <w:r>
-              <w:rPr>
-                <w:b w:val="0"/>
-                <w:i w:val="0"/>
-                <w:color w:val="64748B"/>
-                <w:sz w:val="14"/>
-              </w:rPr>
-              <w:t>Éducation</w:t>
-            </w:r>
-          </w:p>
-        </w:tc>
-        <w:tc>
-          <w:tcPr>
-            <w:tcW w:type="dxa" w:w="1531"/>
-          </w:tcPr>
-          <w:p>
-            <w:r>
-              <w:rPr>
-                <w:b/>
-                <w:i w:val="0"/>
-                <w:color w:val="16A34A"/>
-                <w:sz w:val="16"/>
-              </w:rPr>
-              <w:t>s01q63, s00q04, s02q25, s01q00b, s02q17_2, s02q15_2</w:t>
-            </w:r>
-          </w:p>
-        </w:tc>
-        <w:tc>
-          <w:tcPr>
-            <w:tcW w:type="dxa" w:w="1191"/>
-          </w:tcPr>
-          <w:p>
-            <w:r>
-              <w:rPr>
-                <w:b w:val="0"/>
-                <w:i w:val="0"/>
-                <w:color w:val="64748B"/>
-                <w:sz w:val="16"/>
-              </w:rPr>
-              <w:t>GT-CQ</w:t>
-            </w:r>
-          </w:p>
-        </w:tc>
-        <w:tc>
-          <w:tcPr>
-            <w:tcW w:type="dxa" w:w="4706"/>
-          </w:tcPr>
-          <w:p>
-            <w:r>
-              <w:rPr>
-                <w:b w:val="0"/>
-                <w:i w:val="0"/>
-                <w:sz w:val="17"/>
-              </w:rPr>
-              <w:t>Dans les milieux urbains c'est peu probable de voir une école dont les élèves ou étudiants ne dépensent pas en frais d'uniformes, prière de verifier pour Aissatou Diop qui fréquente 1ére année de Primaire et corriger ou confirmer avec le QG.</w:t>
-            </w:r>
-          </w:p>
-        </w:tc>
-      </w:tr>
-      <w:tr>
-        <w:tc>
-          <w:tcPr>
-            <w:tcW w:type="dxa" w:w="964"/>
-          </w:tcPr>
-          <w:p>
-            <w:r>
-              <w:rPr>
-                <w:b/>
-                <w:i w:val="0"/>
-                <w:color w:val="EA580C"/>
-                <w:sz w:val="16"/>
-              </w:rPr>
-              <w:t>Moyenne</w:t>
-            </w:r>
-          </w:p>
-        </w:tc>
-        <w:tc>
-          <w:tcPr>
-            <w:tcW w:type="dxa" w:w="1247"/>
-          </w:tcPr>
-          <w:p>
-            <w:r>
-              <w:rPr>
-                <w:b/>
-                <w:i w:val="0"/>
-                <w:sz w:val="16"/>
-              </w:rPr>
-              <w:t>S02</w:t>
-              <w:br/>
-            </w:r>
-            <w:r>
-              <w:rPr>
-                <w:b w:val="0"/>
-                <w:i w:val="0"/>
-                <w:color w:val="64748B"/>
-                <w:sz w:val="14"/>
-              </w:rPr>
-              <w:t>Éducation</w:t>
-            </w:r>
-          </w:p>
-        </w:tc>
-        <w:tc>
-          <w:tcPr>
-            <w:tcW w:type="dxa" w:w="1531"/>
-          </w:tcPr>
-          <w:p>
-            <w:r>
-              <w:rPr>
-                <w:b/>
-                <w:i w:val="0"/>
-                <w:color w:val="16A34A"/>
-                <w:sz w:val="16"/>
-              </w:rPr>
-              <w:t>—</w:t>
-            </w:r>
-          </w:p>
-        </w:tc>
-        <w:tc>
-          <w:tcPr>
-            <w:tcW w:type="dxa" w:w="1191"/>
-          </w:tcPr>
-          <w:p>
-            <w:r>
-              <w:rPr>
-                <w:b w:val="0"/>
-                <w:i w:val="0"/>
-                <w:color w:val="64748B"/>
-                <w:sz w:val="16"/>
-              </w:rPr>
-              <w:t>GT-CQ</w:t>
-            </w:r>
-          </w:p>
-        </w:tc>
-        <w:tc>
-          <w:tcPr>
-            <w:tcW w:type="dxa" w:w="4706"/>
-          </w:tcPr>
-          <w:p>
-            <w:r>
-              <w:rPr>
-                <w:b w:val="0"/>
-                <w:i w:val="0"/>
-                <w:sz w:val="17"/>
-              </w:rPr>
-              <w:t>veuillez, s'il vous plait, confirmer les frais de scolarité ( 1000 FCFA) payée de Daouda Diop avec le QG ou apporter les corrections nécessaires.</w:t>
-            </w:r>
-          </w:p>
-        </w:tc>
-      </w:tr>
-      <w:tr>
-        <w:tc>
-          <w:tcPr>
-            <w:tcW w:type="dxa" w:w="964"/>
-          </w:tcPr>
-          <w:p>
-            <w:r>
-              <w:rPr>
-                <w:b/>
-                <w:i w:val="0"/>
-                <w:color w:val="EA580C"/>
-                <w:sz w:val="16"/>
-              </w:rPr>
-              <w:t>Moyenne</w:t>
-            </w:r>
-          </w:p>
-        </w:tc>
-        <w:tc>
-          <w:tcPr>
-            <w:tcW w:type="dxa" w:w="1247"/>
-          </w:tcPr>
-          <w:p>
-            <w:r>
-              <w:rPr>
-                <w:b/>
-                <w:i w:val="0"/>
-                <w:sz w:val="16"/>
-              </w:rPr>
-              <w:t>S02</w:t>
-              <w:br/>
-            </w:r>
-            <w:r>
-              <w:rPr>
-                <w:b w:val="0"/>
-                <w:i w:val="0"/>
-                <w:color w:val="64748B"/>
-                <w:sz w:val="14"/>
-              </w:rPr>
-              <w:t>Éducation</w:t>
-            </w:r>
-          </w:p>
-        </w:tc>
-        <w:tc>
-          <w:tcPr>
-            <w:tcW w:type="dxa" w:w="1531"/>
-          </w:tcPr>
-          <w:p>
-            <w:r>
-              <w:rPr>
-                <w:b/>
-                <w:i w:val="0"/>
-                <w:color w:val="16A34A"/>
-                <w:sz w:val="16"/>
-              </w:rPr>
-              <w:t>s01q63, s00q04, s02q25, s01q00b, s02q17_2, s02q15_2</w:t>
-            </w:r>
-          </w:p>
-        </w:tc>
-        <w:tc>
-          <w:tcPr>
-            <w:tcW w:type="dxa" w:w="1191"/>
-          </w:tcPr>
-          <w:p>
-            <w:r>
-              <w:rPr>
-                <w:b w:val="0"/>
-                <w:i w:val="0"/>
-                <w:color w:val="64748B"/>
-                <w:sz w:val="16"/>
-              </w:rPr>
-              <w:t>GT-CQ</w:t>
-            </w:r>
-          </w:p>
-        </w:tc>
-        <w:tc>
-          <w:tcPr>
-            <w:tcW w:type="dxa" w:w="4706"/>
-          </w:tcPr>
-          <w:p>
-            <w:r>
-              <w:rPr>
-                <w:b w:val="0"/>
-                <w:i w:val="0"/>
-                <w:sz w:val="17"/>
-              </w:rPr>
               <w:t>Dans les milieux urbains c'est peu probable de voir une école dont les élèves ou étudiants ne dépensent pas en frais d'uniformes, prière de verifier pour Daouda Diop qui fréquente 3ème année de Primaire et corriger ou confirmer avec le QG.</w:t>
-            </w:r>
-          </w:p>
-        </w:tc>
-      </w:tr>
-      <w:tr>
-        <w:tc>
-          <w:tcPr>
-            <w:tcW w:type="dxa" w:w="964"/>
-          </w:tcPr>
-          <w:p>
-            <w:r>
-              <w:rPr>
-                <w:b/>
-                <w:i w:val="0"/>
-                <w:color w:val="EA580C"/>
-                <w:sz w:val="16"/>
-              </w:rPr>
-              <w:t>Moyenne</w:t>
-            </w:r>
-          </w:p>
-        </w:tc>
-        <w:tc>
-          <w:tcPr>
-            <w:tcW w:type="dxa" w:w="1247"/>
-          </w:tcPr>
-          <w:p>
-            <w:r>
-              <w:rPr>
-                <w:b/>
-                <w:i w:val="0"/>
-                <w:sz w:val="16"/>
-              </w:rPr>
-              <w:t>S02</w:t>
-              <w:br/>
-            </w:r>
-            <w:r>
-              <w:rPr>
-                <w:b w:val="0"/>
-                <w:i w:val="0"/>
-                <w:color w:val="64748B"/>
-                <w:sz w:val="14"/>
-              </w:rPr>
-              <w:t>Éducation</w:t>
-            </w:r>
-          </w:p>
-        </w:tc>
-        <w:tc>
-          <w:tcPr>
-            <w:tcW w:type="dxa" w:w="1531"/>
-          </w:tcPr>
-          <w:p>
-            <w:r>
-              <w:rPr>
-                <w:b/>
-                <w:i w:val="0"/>
-                <w:color w:val="16A34A"/>
-                <w:sz w:val="16"/>
-              </w:rPr>
-              <w:t>—</w:t>
-            </w:r>
-          </w:p>
-        </w:tc>
-        <w:tc>
-          <w:tcPr>
-            <w:tcW w:type="dxa" w:w="1191"/>
-          </w:tcPr>
-          <w:p>
-            <w:r>
-              <w:rPr>
-                <w:b w:val="0"/>
-                <w:i w:val="0"/>
-                <w:color w:val="64748B"/>
-                <w:sz w:val="16"/>
-              </w:rPr>
-              <w:t>GT-CQ</w:t>
-            </w:r>
-          </w:p>
-        </w:tc>
-        <w:tc>
-          <w:tcPr>
-            <w:tcW w:type="dxa" w:w="4706"/>
-          </w:tcPr>
-          <w:p>
-            <w:r>
-              <w:rPr>
-                <w:b w:val="0"/>
-                <w:i w:val="0"/>
-                <w:sz w:val="17"/>
-              </w:rPr>
-              <w:t>veuillez, s'il vous plait, confirmer les frais de scolarité ( 8000 FCFA) payée de Awa Sakho avec le QG ou apporter les corrections nécessaires.</w:t>
             </w:r>
           </w:p>
         </w:tc>
